--- a/data/exports/kcet-limits-continuity-and-differentiability_revision_notes.docx
+++ b/data/exports/kcet-limits-continuity-and-differentiability_revision_notes.docx
@@ -189,7 +189,7 @@
                 <w:color w:val="2D3748"/>
                 <w:sz w:val="19"/>
               </w:rPr>
-              <w:t>Kcet Limits Continuity And Differentiability - Core Application</w:t>
+              <w:t>Continuity &amp; Differentiability at a Point</w:t>
             </w:r>
           </w:p>
         </w:tc>
@@ -209,7 +209,7 @@
               <w:rPr>
                 <w:sz w:val="19"/>
               </w:rPr>
-              <w:t>29 PYQs</w:t>
+              <w:t>19 PYQs</w:t>
             </w:r>
           </w:p>
         </w:tc>
@@ -230,7 +230,94 @@
                 <w:color w:val="718096"/>
                 <w:sz w:val="19"/>
               </w:rPr>
-              <w:t>General Concept</w:t>
+              <w:t>Continuity &amp; Differentiability</w:t>
+            </w:r>
+          </w:p>
+        </w:tc>
+      </w:tr>
+      <w:tr>
+        <w:tc>
+          <w:tcPr>
+            <w:tcW w:type="dxa" w:w="2160"/>
+            <w:shd w:fill="FFFFFF"/>
+            <w:tcMar>
+              <w:top w:w="80" w:type="dxa"/>
+              <w:bottom w:w="80" w:type="dxa"/>
+              <w:left w:w="150" w:type="dxa"/>
+              <w:right w:w="150" w:type="dxa"/>
+            </w:tcMar>
+          </w:tcPr>
+          <w:p>
+            <w:r>
+              <w:rPr>
+                <w:b/>
+                <w:color w:val="2B6CB0"/>
+                <w:sz w:val="19"/>
+              </w:rPr>
+              <w:t>High</w:t>
+            </w:r>
+          </w:p>
+        </w:tc>
+        <w:tc>
+          <w:tcPr>
+            <w:tcW w:type="dxa" w:w="4320"/>
+            <w:shd w:fill="FFFFFF"/>
+            <w:tcMar>
+              <w:top w:w="80" w:type="dxa"/>
+              <w:bottom w:w="80" w:type="dxa"/>
+              <w:left w:w="150" w:type="dxa"/>
+              <w:right w:w="150" w:type="dxa"/>
+            </w:tcMar>
+          </w:tcPr>
+          <w:p>
+            <w:r>
+              <w:rPr>
+                <w:b/>
+                <w:color w:val="2D3748"/>
+                <w:sz w:val="19"/>
+              </w:rPr>
+              <w:t>Evaluation of Limits &amp; L'Hopital's Rule</w:t>
+            </w:r>
+          </w:p>
+        </w:tc>
+        <w:tc>
+          <w:tcPr>
+            <w:tcW w:type="dxa" w:w="1728"/>
+            <w:shd w:fill="FFFFFF"/>
+            <w:tcMar>
+              <w:top w:w="80" w:type="dxa"/>
+              <w:bottom w:w="80" w:type="dxa"/>
+              <w:left w:w="150" w:type="dxa"/>
+              <w:right w:w="150" w:type="dxa"/>
+            </w:tcMar>
+          </w:tcPr>
+          <w:p>
+            <w:r>
+              <w:rPr>
+                <w:sz w:val="19"/>
+              </w:rPr>
+              <w:t>13 PYQs</w:t>
+            </w:r>
+          </w:p>
+        </w:tc>
+        <w:tc>
+          <w:tcPr>
+            <w:tcW w:type="dxa" w:w="1872"/>
+            <w:shd w:fill="FFFFFF"/>
+            <w:tcMar>
+              <w:top w:w="80" w:type="dxa"/>
+              <w:bottom w:w="80" w:type="dxa"/>
+              <w:left w:w="150" w:type="dxa"/>
+              <w:right w:w="150" w:type="dxa"/>
+            </w:tcMar>
+          </w:tcPr>
+          <w:p>
+            <w:r>
+              <w:rPr>
+                <w:color w:val="718096"/>
+                <w:sz w:val="19"/>
+              </w:rPr>
+              <w:t>Limits</w:t>
             </w:r>
           </w:p>
         </w:tc>
@@ -311,6 +398,98 @@
           </w:p>
         </w:tc>
       </w:tr>
+      <w:tr>
+        <w:tc>
+          <w:tcPr>
+            <w:tcW w:type="dxa" w:w="3600"/>
+            <w:shd w:fill="F7FAFC"/>
+            <w:tcMar>
+              <w:top w:w="100" w:type="dxa"/>
+              <w:bottom w:w="100" w:type="dxa"/>
+              <w:left w:w="150" w:type="dxa"/>
+              <w:right w:w="150" w:type="dxa"/>
+            </w:tcMar>
+          </w:tcPr>
+          <w:p>
+            <w:r>
+              <w:rPr>
+                <w:b/>
+                <w:color w:val="1A365D"/>
+                <w:sz w:val="19"/>
+              </w:rPr>
+              <w:t>Continuity &amp; Differentiability at a Point</w:t>
+            </w:r>
+          </w:p>
+        </w:tc>
+        <w:tc>
+          <w:tcPr>
+            <w:tcW w:type="dxa" w:w="6480"/>
+            <w:shd w:fill="F7FAFC"/>
+            <w:tcMar>
+              <w:top w:w="100" w:type="dxa"/>
+              <w:bottom w:w="100" w:type="dxa"/>
+              <w:left w:w="150" w:type="dxa"/>
+              <w:right w:w="150" w:type="dxa"/>
+            </w:tcMar>
+          </w:tcPr>
+          <w:p>
+            <w:r>
+              <w:rPr>
+                <w:rFonts w:ascii="Cambria Math" w:hAnsi="Cambria Math"/>
+                <w:color w:val="2D3748"/>
+                <w:sz w:val="19"/>
+              </w:rPr>
+              <w:t>\text{Continuous at } a \iff \lim_{x \to a^-} f(x) = \lim_{x \to a^+} f(x) = f(a), \quad \text{Differentiability } \implies \text{Continuity}</w:t>
+            </w:r>
+          </w:p>
+        </w:tc>
+      </w:tr>
+      <w:tr>
+        <w:tc>
+          <w:tcPr>
+            <w:tcW w:type="dxa" w:w="3600"/>
+            <w:shd w:fill="FFFFFF"/>
+            <w:tcMar>
+              <w:top w:w="100" w:type="dxa"/>
+              <w:bottom w:w="100" w:type="dxa"/>
+              <w:left w:w="150" w:type="dxa"/>
+              <w:right w:w="150" w:type="dxa"/>
+            </w:tcMar>
+          </w:tcPr>
+          <w:p>
+            <w:r>
+              <w:rPr>
+                <w:b/>
+                <w:color w:val="1A365D"/>
+                <w:sz w:val="19"/>
+              </w:rPr>
+              <w:t>Evaluation of Limits &amp; L'Hopital's Rule</w:t>
+            </w:r>
+          </w:p>
+        </w:tc>
+        <w:tc>
+          <w:tcPr>
+            <w:tcW w:type="dxa" w:w="6480"/>
+            <w:shd w:fill="FFFFFF"/>
+            <w:tcMar>
+              <w:top w:w="100" w:type="dxa"/>
+              <w:bottom w:w="100" w:type="dxa"/>
+              <w:left w:w="150" w:type="dxa"/>
+              <w:right w:w="150" w:type="dxa"/>
+            </w:tcMar>
+          </w:tcPr>
+          <w:p>
+            <w:r>
+              <w:rPr>
+                <w:rFonts w:ascii="Cambria Math" w:hAnsi="Cambria Math"/>
+                <w:color w:val="2D3748"/>
+                <w:sz w:val="19"/>
+              </w:rPr>
+              <w:t>\lim_{x \to 0}\frac{\sin x}{x} = 1, \quad \lim_{x \to 0}\frac{\ln(1+x)}{x} = 1, \quad \lim_{x \to a} f(x)^{g(x)} = e^{\lim_{x \to a} (f(x) - 1)g(x)} \text{ (for } 1^\infty)</w:t>
+            </w:r>
+          </w:p>
+        </w:tc>
+      </w:tr>
     </w:tbl>
     <w:p>
       <w:pPr>
@@ -338,7 +517,7 @@
           <w:color w:val="2B6CB0"/>
           <w:sz w:val="24"/>
         </w:rPr>
-        <w:t>3.1 Kcet Limits Continuity And Differentiability - Core Application (Very High Yield — 29 PYQs)</w:t>
+        <w:t>3.1 Continuity &amp; Differentiability at a Point (Very High Yield — 19 PYQs)</w:t>
       </w:r>
     </w:p>
     <w:p>
@@ -353,7 +532,7 @@
         <w:rPr>
           <w:sz w:val="20"/>
         </w:rPr>
-        <w:t>Key problem pattern in Kcet Limits Continuity And Differentiability.</w:t>
+        <w:t>Epsilon-delta and limit criteria for continuity, left/right hand derivatives, and graphical identification of non-differentiable sharp points.</w:t>
       </w:r>
     </w:p>
     <w:tbl>
@@ -391,7 +570,7 @@
                 <w:color w:val="2D3748"/>
                 <w:sz w:val="19"/>
               </w:rPr>
-              <w:t>Watch for algebraic and sign errors.</w:t>
+              <w:t>Differentiability implies continuity, but continuity DOES NOT imply differentiability (e.g. f(x) = |x| is continuous at x=0 but not differentiable).</w:t>
             </w:r>
           </w:p>
         </w:tc>
@@ -432,7 +611,215 @@
                 <w:color w:val="2D3748"/>
                 <w:sz w:val="19"/>
               </w:rPr>
-              <w:t>Verify dimensions and boundary conditions.</w:t>
+              <w:t>The greatest integer function [x] is discontinuous at all integer points x ∈ \mathbbZ.</w:t>
+            </w:r>
+          </w:p>
+        </w:tc>
+      </w:tr>
+    </w:tbl>
+    <w:p>
+      <w:pPr>
+        <w:spacing w:before="120" w:after="40"/>
+      </w:pPr>
+      <w:r>
+        <w:rPr>
+          <w:b/>
+          <w:color w:val="1A365D"/>
+          <w:sz w:val="19"/>
+        </w:rPr>
+        <w:t>Source PYQs testing this concept:</w:t>
+      </w:r>
+    </w:p>
+    <w:p>
+      <w:pPr>
+        <w:pStyle w:val="ListBullet"/>
+        <w:spacing w:after="40"/>
+      </w:pPr>
+      <w:r>
+        <w:rPr>
+          <w:b/>
+          <w:sz w:val="18"/>
+        </w:rPr>
+        <w:t xml:space="preserve">[2026 Shift] Q#3 (MCQ): </w:t>
+      </w:r>
+      <w:r>
+        <w:rPr>
+          <w:sz w:val="18"/>
+        </w:rPr>
+        <w:t xml:space="preserve">"If f(x)=⎧⎩⎨⎪⎪ ax+7 ifx&lt;1 3x-1 ifx=1 (b / x+3) ifx&gt;1 is continuous at $x=..."  </w:t>
+      </w:r>
+      <w:r>
+        <w:rPr>
+          <w:b/>
+          <w:color w:val="2B6CB0"/>
+          <w:sz w:val="18"/>
+        </w:rPr>
+        <w:t>[Ans: D]</w:t>
+      </w:r>
+    </w:p>
+    <w:p>
+      <w:pPr>
+        <w:pStyle w:val="ListBullet"/>
+        <w:spacing w:after="40"/>
+      </w:pPr>
+      <w:r>
+        <w:rPr>
+          <w:b/>
+          <w:sz w:val="18"/>
+        </w:rPr>
+        <w:t xml:space="preserve">[2025 Shift] Q#1 (MCQ): </w:t>
+      </w:r>
+      <w:r>
+        <w:rPr>
+          <w:sz w:val="18"/>
+        </w:rPr>
+        <w:t xml:space="preserve">"Match the following: In the following, [x] denotes the greatest integer less than or equal to x . Column - I Column - II (a) x | x | x | x..."  </w:t>
+      </w:r>
+      <w:r>
+        <w:rPr>
+          <w:b/>
+          <w:color w:val="2B6CB0"/>
+          <w:sz w:val="18"/>
+        </w:rPr>
+        <w:t>[Ans: N/A]</w:t>
+      </w:r>
+    </w:p>
+    <w:p>
+      <w:pPr>
+        <w:pStyle w:val="ListBullet"/>
+        <w:spacing w:after="40"/>
+      </w:pPr>
+      <w:r>
+        <w:rPr>
+          <w:b/>
+          <w:sz w:val="18"/>
+        </w:rPr>
+        <w:t xml:space="preserve">[2025 Shift] Q#2 (MCQ): </w:t>
+      </w:r>
+      <w:r>
+        <w:rPr>
+          <w:sz w:val="18"/>
+        </w:rPr>
+        <w:t xml:space="preserve">"The function f(x)= e^x+ax ,x&lt;0 b(x-1)^2 ,x ≥ 0 is differentiable at x=0 . Then..."  </w:t>
+      </w:r>
+      <w:r>
+        <w:rPr>
+          <w:b/>
+          <w:color w:val="2B6CB0"/>
+          <w:sz w:val="18"/>
+        </w:rPr>
+        <w:t>[Ans: N/A]</w:t>
+      </w:r>
+    </w:p>
+    <w:p>
+      <w:pPr>
+        <w:spacing w:after="120"/>
+      </w:pPr>
+    </w:p>
+    <w:p>
+      <w:pPr>
+        <w:pStyle w:val="Heading2"/>
+      </w:pPr>
+      <w:r>
+        <w:rPr>
+          <w:color w:val="2B6CB0"/>
+          <w:sz w:val="24"/>
+        </w:rPr>
+        <w:t>3.2 Evaluation of Limits &amp; L'Hopital's Rule (High Yield — 13 PYQs)</w:t>
+      </w:r>
+    </w:p>
+    <w:p>
+      <w:r>
+        <w:rPr>
+          <w:b/>
+          <w:sz w:val="20"/>
+        </w:rPr>
+        <w:t xml:space="preserve">Core Principle: </w:t>
+      </w:r>
+      <w:r>
+        <w:rPr>
+          <w:sz w:val="20"/>
+        </w:rPr>
+        <w:t>Resolution of indeterminate forms (0/0, ∞/∞, 1^∞), standard trigonometric and exponential limits, and Series expansion.</w:t>
+      </w:r>
+    </w:p>
+    <w:tbl>
+      <w:tblPr>
+        <w:tblW w:type="auto" w:w="0"/>
+        <w:jc w:val="center"/>
+        <w:tblLook w:firstColumn="1" w:firstRow="1" w:lastColumn="0" w:lastRow="0" w:noHBand="0" w:noVBand="1" w:val="04A0"/>
+      </w:tblPr>
+      <w:tblGrid>
+        <w:gridCol w:w="10080"/>
+      </w:tblGrid>
+      <w:tr>
+        <w:tc>
+          <w:tcPr>
+            <w:tcW w:type="dxa" w:w="10080"/>
+            <w:shd w:fill="FFF5F5"/>
+            <w:tcMar>
+              <w:top w:w="100" w:type="dxa"/>
+              <w:bottom w:w="100" w:type="dxa"/>
+              <w:left w:w="150" w:type="dxa"/>
+              <w:right w:w="150" w:type="dxa"/>
+            </w:tcMar>
+          </w:tcPr>
+          <w:p>
+            <w:r>
+              <w:rPr>
+                <w:b/>
+                <w:color w:val="C53030"/>
+                <w:sz w:val="19"/>
+              </w:rPr>
+              <w:t xml:space="preserve">⚠️ Common Trap / JEE Pitfall: </w:t>
+            </w:r>
+            <w:r>
+              <w:rPr>
+                <w:color w:val="2D3748"/>
+                <w:sz w:val="19"/>
+              </w:rPr>
+              <w:t>Before applying L'Hopital's rule, ALWAYS check that the limit is in an indeterminate form (0/0 or ∞/∞). Differentiating a determinate form produces an incorrect answer.</w:t>
+            </w:r>
+          </w:p>
+        </w:tc>
+      </w:tr>
+    </w:tbl>
+    <w:tbl>
+      <w:tblPr>
+        <w:tblW w:type="auto" w:w="0"/>
+        <w:jc w:val="center"/>
+        <w:tblLook w:firstColumn="1" w:firstRow="1" w:lastColumn="0" w:lastRow="0" w:noHBand="0" w:noVBand="1" w:val="04A0"/>
+      </w:tblPr>
+      <w:tblGrid>
+        <w:gridCol w:w="10080"/>
+      </w:tblGrid>
+      <w:tr>
+        <w:tc>
+          <w:tcPr>
+            <w:tcW w:type="dxa" w:w="10080"/>
+            <w:shd w:fill="F0FFF4"/>
+            <w:tcMar>
+              <w:top w:w="100" w:type="dxa"/>
+              <w:bottom w:w="100" w:type="dxa"/>
+              <w:left w:w="150" w:type="dxa"/>
+              <w:right w:w="150" w:type="dxa"/>
+            </w:tcMar>
+          </w:tcPr>
+          <w:p>
+            <w:r>
+              <w:rPr>
+                <w:b/>
+                <w:color w:val="276749"/>
+                <w:sz w:val="19"/>
+              </w:rPr>
+              <w:t xml:space="preserve">💡 Speed Hack / Trick: </w:t>
+            </w:r>
+            <w:r>
+              <w:rPr>
+                <w:color w:val="2D3748"/>
+                <w:sz w:val="19"/>
+              </w:rPr>
+              <w:t>Maclaurin expansions are often faster than repeated L'Hopital: sin x = x - (x^3 / 6), cos x = 1 - (x^2 / 2), e^x = 1 + x + (x^2 / 2).</w:t>
             </w:r>
           </w:p>
         </w:tc>
@@ -662,6 +1049,127 @@
               <w:t>Solution Analysis:</w:t>
               <w:br/>
               <w:t>For x → 1 , the values of x are near 1 , which is less than 2 . So we use f(x)=x+1 Hence, \undersetx → 1limf(x)=\undersetx → 1lim(x+1)=1+1=2 Now for x → 2 , we check both sides. For x&lt;2 , f(x)=x+1 So, \undersetx → 2^-limf(x)=2+1=3 For x ≥ 2 , f(x)=x^2-1 So, \undersetx → 2^+limf(x)=2^2-1=4-1=3 Since both left-hand and right-hand limits are equal, \undersetx → 2limf(x)=3 Now, \undersetx → 1limf(x)+\undersetx → 2limf(x)=2+3=5 So the correct option is 5 Option B.</w:t>
+            </w:r>
+          </w:p>
+        </w:tc>
+      </w:tr>
+    </w:tbl>
+    <w:p>
+      <w:pPr>
+        <w:spacing w:after="120"/>
+      </w:pPr>
+    </w:p>
+    <w:p>
+      <w:pPr>
+        <w:spacing w:before="160" w:after="40"/>
+      </w:pPr>
+      <w:r>
+        <w:rPr>
+          <w:b/>
+          <w:color w:val="1A365D"/>
+          <w:sz w:val="22"/>
+        </w:rPr>
+        <w:t>Benchmark Problem 2: KCET 2025 (Q#1)</w:t>
+      </w:r>
+    </w:p>
+    <w:p>
+      <w:pPr>
+        <w:spacing w:after="80"/>
+      </w:pPr>
+      <w:r>
+        <w:rPr>
+          <w:sz w:val="20"/>
+        </w:rPr>
+        <w:t>Match the following: In the following, [x] denotes the greatest integer less than or equal to x . Column - I Column - II (a) x | x | x | x | x|x| (i) continuous in (-1, 1) (b) | x | | x | sqrt(|x|) \sqrt (ii) differentiable in (-1, 1) (c) x + [ x ] x + [ x ] x+[x] (iii) strictly increasing in (-1, 1) (d) | x − 1 | + | x + 1 | | x − 1 | + | x + 1 | |x-1|+|x+1| (iv) not differentiable at, at least one point in (-1, 1)</w:t>
+      </w:r>
+    </w:p>
+    <w:p>
+      <w:pPr>
+        <w:pStyle w:val="ListBullet"/>
+        <w:spacing w:after="20"/>
+      </w:pPr>
+      <w:r>
+        <w:rPr>
+          <w:sz w:val="19"/>
+        </w:rPr>
+        <w:t>(A) a-i,b-ii,c-iv,d-iii</w:t>
+      </w:r>
+    </w:p>
+    <w:p>
+      <w:pPr>
+        <w:pStyle w:val="ListBullet"/>
+        <w:spacing w:after="20"/>
+      </w:pPr>
+      <w:r>
+        <w:rPr>
+          <w:sz w:val="19"/>
+        </w:rPr>
+        <w:t>(B) a-iv,b-iii,c-i,d-ii</w:t>
+      </w:r>
+    </w:p>
+    <w:p>
+      <w:pPr>
+        <w:pStyle w:val="ListBullet"/>
+        <w:spacing w:after="20"/>
+      </w:pPr>
+      <w:r>
+        <w:rPr>
+          <w:sz w:val="19"/>
+        </w:rPr>
+        <w:t>(C) a - ii, b - iv, c - iii, d - i</w:t>
+      </w:r>
+    </w:p>
+    <w:p>
+      <w:pPr>
+        <w:pStyle w:val="ListBullet"/>
+        <w:spacing w:after="20"/>
+      </w:pPr>
+      <w:r>
+        <w:rPr>
+          <w:sz w:val="19"/>
+        </w:rPr>
+        <w:t>(D) a - iii, b - ii, c - iv, d - i</w:t>
+      </w:r>
+    </w:p>
+    <w:tbl>
+      <w:tblPr>
+        <w:tblW w:type="auto" w:w="0"/>
+        <w:jc w:val="center"/>
+        <w:tblLook w:firstColumn="1" w:firstRow="1" w:lastColumn="0" w:lastRow="0" w:noHBand="0" w:noVBand="1" w:val="04A0"/>
+      </w:tblPr>
+      <w:tblGrid>
+        <w:gridCol w:w="10080"/>
+      </w:tblGrid>
+      <w:tr>
+        <w:tc>
+          <w:tcPr>
+            <w:tcW w:type="dxa" w:w="10080"/>
+            <w:shd w:fill="F7FAFC"/>
+            <w:tcMar>
+              <w:top w:w="100" w:type="dxa"/>
+              <w:bottom w:w="100" w:type="dxa"/>
+              <w:left w:w="150" w:type="dxa"/>
+              <w:right w:w="150" w:type="dxa"/>
+            </w:tcMar>
+          </w:tcPr>
+          <w:p>
+            <w:r>
+              <w:rPr>
+                <w:b/>
+                <w:color w:val="1A365D"/>
+                <w:sz w:val="19"/>
+              </w:rPr>
+              <w:t>Correct Answer: None</w:t>
+              <w:br/>
+            </w:r>
+            <w:r>
+              <w:rPr>
+                <w:color w:val="2D3748"/>
+                <w:sz w:val="18"/>
+              </w:rPr>
+              <w:t>Solution Analysis:</w:t>
+              <w:br/>
+              <w:t>(a) x|x| f(x)= x^2, x ≥ 0 -x^2 x&lt;0 differentiable in (-1,1) (b) √(|x|)= √(x), x ≥ 0 √(-x), x&lt;0 Not differentiable at x=0 (c) x+[x] strictly increasing in (-1,1) (d) |x-1|+|x+1|=\left\cc-x+1-x-1 x&lt;-1 \ -x+1+x+1 -1 1\right. Continuous (-1,1)=⎧⎩⎨⎪⎪ -2x ,x&lt;-1 2, -1&lt;x&lt;1 2x ,x&gt;1</w:t>
             </w:r>
           </w:p>
         </w:tc>

--- a/data/exports/kcet-limits-continuity-and-differentiability_revision_notes.docx
+++ b/data/exports/kcet-limits-continuity-and-differentiability_revision_notes.docx
@@ -13,7 +13,7 @@
           <w:color w:val="1A365D"/>
           <w:sz w:val="44"/>
         </w:rPr>
-        <w:t>JEE MAIN REVISION MASTER: LIMITS, CONTINUITY AND DIFFERENTIABILITY 2026 3 QUESTIONS 5% WEIGHTAGE ↓25.04%</w:t>
+        <w:t>JEE MAIN REVISION MASTER: LIMITS, CONTINUITY AND DIFFERENTIABILITY</w:t>
       </w:r>
     </w:p>
     <w:p>
@@ -189,7 +189,7 @@
                 <w:color w:val="2D3748"/>
                 <w:sz w:val="19"/>
               </w:rPr>
-              <w:t>Continuity &amp; Differentiability at a Point</w:t>
+              <w:t>Evaluation of Limits &amp; L'Hopital's Rule</w:t>
             </w:r>
           </w:p>
         </w:tc>
@@ -209,7 +209,7 @@
               <w:rPr>
                 <w:sz w:val="19"/>
               </w:rPr>
-              <w:t>19 PYQs</w:t>
+              <w:t>16 PYQs</w:t>
             </w:r>
           </w:p>
         </w:tc>
@@ -230,7 +230,7 @@
                 <w:color w:val="718096"/>
                 <w:sz w:val="19"/>
               </w:rPr>
-              <w:t>Continuity &amp; Differentiability</w:t>
+              <w:t>Limits</w:t>
             </w:r>
           </w:p>
         </w:tc>
@@ -251,10 +251,10 @@
             <w:r>
               <w:rPr>
                 <w:b/>
-                <w:color w:val="2B6CB0"/>
+                <w:color w:val="C53030"/>
                 <w:sz w:val="19"/>
               </w:rPr>
-              <w:t>High</w:t>
+              <w:t>Very High</w:t>
             </w:r>
           </w:p>
         </w:tc>
@@ -276,7 +276,7 @@
                 <w:color w:val="2D3748"/>
                 <w:sz w:val="19"/>
               </w:rPr>
-              <w:t>Evaluation of Limits &amp; L'Hopital's Rule</w:t>
+              <w:t>Continuity &amp; Differentiability at a Point</w:t>
             </w:r>
           </w:p>
         </w:tc>
@@ -296,7 +296,7 @@
               <w:rPr>
                 <w:sz w:val="19"/>
               </w:rPr>
-              <w:t>13 PYQs</w:t>
+              <w:t>15 PYQs</w:t>
             </w:r>
           </w:p>
         </w:tc>
@@ -317,7 +317,7 @@
                 <w:color w:val="718096"/>
                 <w:sz w:val="19"/>
               </w:rPr>
-              <w:t>Limits</w:t>
+              <w:t>Continuity &amp; Differentiability</w:t>
             </w:r>
           </w:p>
         </w:tc>
@@ -417,7 +417,7 @@
                 <w:color w:val="1A365D"/>
                 <w:sz w:val="19"/>
               </w:rPr>
-              <w:t>Continuity &amp; Differentiability at a Point</w:t>
+              <w:t>Evaluation of Limits &amp; L'Hopital's Rule</w:t>
             </w:r>
           </w:p>
         </w:tc>
@@ -439,7 +439,7 @@
                 <w:color w:val="2D3748"/>
                 <w:sz w:val="19"/>
               </w:rPr>
-              <w:t>\text{Continuous at } a \iff \lim_{x \to a^-} f(x) = \lim_{x \to a^+} f(x) = f(a), \quad \text{Differentiability } \implies \text{Continuity}</w:t>
+              <w:t>\lim_{x \to 0}\frac{\sin x}{x} = 1, \quad \lim_{x \to 0}\frac{\ln(1+x)}{x} = 1, \quad \lim_{x \to a} f(x)^{g(x)} = e^{\lim_{x \to a} (f(x) - 1)g(x)} \text{ (for } 1^\infty)</w:t>
             </w:r>
           </w:p>
         </w:tc>
@@ -463,7 +463,7 @@
                 <w:color w:val="1A365D"/>
                 <w:sz w:val="19"/>
               </w:rPr>
-              <w:t>Evaluation of Limits &amp; L'Hopital's Rule</w:t>
+              <w:t>Continuity &amp; Differentiability at a Point</w:t>
             </w:r>
           </w:p>
         </w:tc>
@@ -485,7 +485,7 @@
                 <w:color w:val="2D3748"/>
                 <w:sz w:val="19"/>
               </w:rPr>
-              <w:t>\lim_{x \to 0}\frac{\sin x}{x} = 1, \quad \lim_{x \to 0}\frac{\ln(1+x)}{x} = 1, \quad \lim_{x \to a} f(x)^{g(x)} = e^{\lim_{x \to a} (f(x) - 1)g(x)} \text{ (for } 1^\infty)</w:t>
+              <w:t>\text{Continuous at } a \iff \lim_{x \to a^-} f(x) = \lim_{x \to a^+} f(x) = f(a), \quad \text{Differentiability } \implies \text{Continuity}</w:t>
             </w:r>
           </w:p>
         </w:tc>
@@ -517,7 +517,215 @@
           <w:color w:val="2B6CB0"/>
           <w:sz w:val="24"/>
         </w:rPr>
-        <w:t>3.1 Continuity &amp; Differentiability at a Point (Very High Yield — 19 PYQs)</w:t>
+        <w:t>3.1 Evaluation of Limits &amp; L'Hopital's Rule (Very High Yield — 16 PYQs)</w:t>
+      </w:r>
+    </w:p>
+    <w:p>
+      <w:r>
+        <w:rPr>
+          <w:b/>
+          <w:sz w:val="20"/>
+        </w:rPr>
+        <w:t xml:space="preserve">Core Principle: </w:t>
+      </w:r>
+      <w:r>
+        <w:rPr>
+          <w:sz w:val="20"/>
+        </w:rPr>
+        <w:t>Resolution of indeterminate forms (0/0, ∞/∞, 1^∞), standard trigonometric and exponential limits, and Series expansion.</w:t>
+      </w:r>
+    </w:p>
+    <w:tbl>
+      <w:tblPr>
+        <w:tblW w:type="auto" w:w="0"/>
+        <w:jc w:val="center"/>
+        <w:tblLook w:firstColumn="1" w:firstRow="1" w:lastColumn="0" w:lastRow="0" w:noHBand="0" w:noVBand="1" w:val="04A0"/>
+      </w:tblPr>
+      <w:tblGrid>
+        <w:gridCol w:w="10080"/>
+      </w:tblGrid>
+      <w:tr>
+        <w:tc>
+          <w:tcPr>
+            <w:tcW w:type="dxa" w:w="10080"/>
+            <w:shd w:fill="FFF5F5"/>
+            <w:tcMar>
+              <w:top w:w="100" w:type="dxa"/>
+              <w:bottom w:w="100" w:type="dxa"/>
+              <w:left w:w="150" w:type="dxa"/>
+              <w:right w:w="150" w:type="dxa"/>
+            </w:tcMar>
+          </w:tcPr>
+          <w:p>
+            <w:r>
+              <w:rPr>
+                <w:b/>
+                <w:color w:val="C53030"/>
+                <w:sz w:val="19"/>
+              </w:rPr>
+              <w:t xml:space="preserve">⚠️ Common Trap / JEE Pitfall: </w:t>
+            </w:r>
+            <w:r>
+              <w:rPr>
+                <w:color w:val="2D3748"/>
+                <w:sz w:val="19"/>
+              </w:rPr>
+              <w:t>Before applying L'Hopital's rule, ALWAYS check that the limit is in an indeterminate form (0/0 or ∞/∞). Differentiating a determinate form produces an incorrect answer.</w:t>
+            </w:r>
+          </w:p>
+        </w:tc>
+      </w:tr>
+    </w:tbl>
+    <w:tbl>
+      <w:tblPr>
+        <w:tblW w:type="auto" w:w="0"/>
+        <w:jc w:val="center"/>
+        <w:tblLook w:firstColumn="1" w:firstRow="1" w:lastColumn="0" w:lastRow="0" w:noHBand="0" w:noVBand="1" w:val="04A0"/>
+      </w:tblPr>
+      <w:tblGrid>
+        <w:gridCol w:w="10080"/>
+      </w:tblGrid>
+      <w:tr>
+        <w:tc>
+          <w:tcPr>
+            <w:tcW w:type="dxa" w:w="10080"/>
+            <w:shd w:fill="F0FFF4"/>
+            <w:tcMar>
+              <w:top w:w="100" w:type="dxa"/>
+              <w:bottom w:w="100" w:type="dxa"/>
+              <w:left w:w="150" w:type="dxa"/>
+              <w:right w:w="150" w:type="dxa"/>
+            </w:tcMar>
+          </w:tcPr>
+          <w:p>
+            <w:r>
+              <w:rPr>
+                <w:b/>
+                <w:color w:val="276749"/>
+                <w:sz w:val="19"/>
+              </w:rPr>
+              <w:t xml:space="preserve">💡 Speed Hack / Trick: </w:t>
+            </w:r>
+            <w:r>
+              <w:rPr>
+                <w:color w:val="2D3748"/>
+                <w:sz w:val="19"/>
+              </w:rPr>
+              <w:t>Maclaurin expansions are often faster than repeated L'Hopital: sin x = x - (x^3 / 6), cos x = 1 - (x^2 / 2), e^x = 1 + x + (x^2 / 2).</w:t>
+            </w:r>
+          </w:p>
+        </w:tc>
+      </w:tr>
+    </w:tbl>
+    <w:p>
+      <w:pPr>
+        <w:spacing w:before="120" w:after="40"/>
+      </w:pPr>
+      <w:r>
+        <w:rPr>
+          <w:b/>
+          <w:color w:val="1A365D"/>
+          <w:sz w:val="19"/>
+        </w:rPr>
+        <w:t>Source PYQs testing this concept:</w:t>
+      </w:r>
+    </w:p>
+    <w:p>
+      <w:pPr>
+        <w:pStyle w:val="ListBullet"/>
+        <w:spacing w:after="40"/>
+      </w:pPr>
+      <w:r>
+        <w:rPr>
+          <w:b/>
+          <w:sz w:val="18"/>
+        </w:rPr>
+        <w:t xml:space="preserve">[2026 Shift] Q#2 (MCQ): </w:t>
+      </w:r>
+      <w:r>
+        <w:rPr>
+          <w:sz w:val="18"/>
+        </w:rPr>
+        <w:t xml:space="preserve">"If \undersetx → 3lim(\fracx^2-ax-3bx-3)=5 , then a+b=..."  </w:t>
+      </w:r>
+      <w:r>
+        <w:rPr>
+          <w:b/>
+          <w:color w:val="2B6CB0"/>
+          <w:sz w:val="18"/>
+        </w:rPr>
+        <w:t>[Ans: C]</w:t>
+      </w:r>
+    </w:p>
+    <w:p>
+      <w:pPr>
+        <w:pStyle w:val="ListBullet"/>
+        <w:spacing w:after="40"/>
+      </w:pPr>
+      <w:r>
+        <w:rPr>
+          <w:b/>
+          <w:sz w:val="18"/>
+        </w:rPr>
+        <w:t xml:space="preserve">[2026 Shift] Q#3 (MCQ): </w:t>
+      </w:r>
+      <w:r>
+        <w:rPr>
+          <w:sz w:val="18"/>
+        </w:rPr>
+        <w:t xml:space="preserve">"If f(x)=⎧⎩⎨⎪⎪ ax+7 ifx&lt;1 3x-1 ifx=1 (b / x+3) ifx&gt;1 is continuous at $x=..."  </w:t>
+      </w:r>
+      <w:r>
+        <w:rPr>
+          <w:b/>
+          <w:color w:val="2B6CB0"/>
+          <w:sz w:val="18"/>
+        </w:rPr>
+        <w:t>[Ans: D]</w:t>
+      </w:r>
+    </w:p>
+    <w:p>
+      <w:pPr>
+        <w:pStyle w:val="ListBullet"/>
+        <w:spacing w:after="40"/>
+      </w:pPr>
+      <w:r>
+        <w:rPr>
+          <w:b/>
+          <w:sz w:val="18"/>
+        </w:rPr>
+        <w:t xml:space="preserve">[2025 Shift] Q#4 (MCQ): </w:t>
+      </w:r>
+      <w:r>
+        <w:rPr>
+          <w:sz w:val="18"/>
+        </w:rPr>
+        <w:t xml:space="preserve">"\undersetx → 1lim\fracx^4-√(x)√(x)-1 is..."  </w:t>
+      </w:r>
+      <w:r>
+        <w:rPr>
+          <w:b/>
+          <w:color w:val="2B6CB0"/>
+          <w:sz w:val="18"/>
+        </w:rPr>
+        <w:t>[Ans: N/A]</w:t>
+      </w:r>
+    </w:p>
+    <w:p>
+      <w:pPr>
+        <w:spacing w:after="120"/>
+      </w:pPr>
+    </w:p>
+    <w:p>
+      <w:pPr>
+        <w:pStyle w:val="Heading2"/>
+      </w:pPr>
+      <w:r>
+        <w:rPr>
+          <w:color w:val="2B6CB0"/>
+          <w:sz w:val="24"/>
+        </w:rPr>
+        <w:t>3.2 Continuity &amp; Differentiability at a Point (Very High Yield — 15 PYQs)</w:t>
       </w:r>
     </w:p>
     <w:p>
@@ -640,6 +848,33 @@
           <w:b/>
           <w:sz w:val="18"/>
         </w:rPr>
+        <w:t xml:space="preserve">[2026 Shift] Q#1 (MCQ): </w:t>
+      </w:r>
+      <w:r>
+        <w:rPr>
+          <w:sz w:val="18"/>
+        </w:rPr>
+        <w:t xml:space="preserve">"If f(x)= x^2-1 ifx ≥ 2 x+1 ifx&lt;2 , then $\underset{x \rightarrow 1}{lim}f(x)+\under..."  </w:t>
+      </w:r>
+      <w:r>
+        <w:rPr>
+          <w:b/>
+          <w:color w:val="2B6CB0"/>
+          <w:sz w:val="18"/>
+        </w:rPr>
+        <w:t>[Ans: B]</w:t>
+      </w:r>
+    </w:p>
+    <w:p>
+      <w:pPr>
+        <w:pStyle w:val="ListBullet"/>
+        <w:spacing w:after="40"/>
+      </w:pPr>
+      <w:r>
+        <w:rPr>
+          <w:b/>
+          <w:sz w:val="18"/>
+        </w:rPr>
         <w:t xml:space="preserve">[2026 Shift] Q#3 (MCQ): </w:t>
       </w:r>
       <w:r>
@@ -682,241 +917,6 @@
           <w:sz w:val="18"/>
         </w:rPr>
         <w:t>[Ans: N/A]</w:t>
-      </w:r>
-    </w:p>
-    <w:p>
-      <w:pPr>
-        <w:pStyle w:val="ListBullet"/>
-        <w:spacing w:after="40"/>
-      </w:pPr>
-      <w:r>
-        <w:rPr>
-          <w:b/>
-          <w:sz w:val="18"/>
-        </w:rPr>
-        <w:t xml:space="preserve">[2025 Shift] Q#2 (MCQ): </w:t>
-      </w:r>
-      <w:r>
-        <w:rPr>
-          <w:sz w:val="18"/>
-        </w:rPr>
-        <w:t xml:space="preserve">"The function f(x)= e^x+ax ,x&lt;0 b(x-1)^2 ,x ≥ 0 is differentiable at x=0 . Then..."  </w:t>
-      </w:r>
-      <w:r>
-        <w:rPr>
-          <w:b/>
-          <w:color w:val="2B6CB0"/>
-          <w:sz w:val="18"/>
-        </w:rPr>
-        <w:t>[Ans: N/A]</w:t>
-      </w:r>
-    </w:p>
-    <w:p>
-      <w:pPr>
-        <w:spacing w:after="120"/>
-      </w:pPr>
-    </w:p>
-    <w:p>
-      <w:pPr>
-        <w:pStyle w:val="Heading2"/>
-      </w:pPr>
-      <w:r>
-        <w:rPr>
-          <w:color w:val="2B6CB0"/>
-          <w:sz w:val="24"/>
-        </w:rPr>
-        <w:t>3.2 Evaluation of Limits &amp; L'Hopital's Rule (High Yield — 13 PYQs)</w:t>
-      </w:r>
-    </w:p>
-    <w:p>
-      <w:r>
-        <w:rPr>
-          <w:b/>
-          <w:sz w:val="20"/>
-        </w:rPr>
-        <w:t xml:space="preserve">Core Principle: </w:t>
-      </w:r>
-      <w:r>
-        <w:rPr>
-          <w:sz w:val="20"/>
-        </w:rPr>
-        <w:t>Resolution of indeterminate forms (0/0, ∞/∞, 1^∞), standard trigonometric and exponential limits, and Series expansion.</w:t>
-      </w:r>
-    </w:p>
-    <w:tbl>
-      <w:tblPr>
-        <w:tblW w:type="auto" w:w="0"/>
-        <w:jc w:val="center"/>
-        <w:tblLook w:firstColumn="1" w:firstRow="1" w:lastColumn="0" w:lastRow="0" w:noHBand="0" w:noVBand="1" w:val="04A0"/>
-      </w:tblPr>
-      <w:tblGrid>
-        <w:gridCol w:w="10080"/>
-      </w:tblGrid>
-      <w:tr>
-        <w:tc>
-          <w:tcPr>
-            <w:tcW w:type="dxa" w:w="10080"/>
-            <w:shd w:fill="FFF5F5"/>
-            <w:tcMar>
-              <w:top w:w="100" w:type="dxa"/>
-              <w:bottom w:w="100" w:type="dxa"/>
-              <w:left w:w="150" w:type="dxa"/>
-              <w:right w:w="150" w:type="dxa"/>
-            </w:tcMar>
-          </w:tcPr>
-          <w:p>
-            <w:r>
-              <w:rPr>
-                <w:b/>
-                <w:color w:val="C53030"/>
-                <w:sz w:val="19"/>
-              </w:rPr>
-              <w:t xml:space="preserve">⚠️ Common Trap / JEE Pitfall: </w:t>
-            </w:r>
-            <w:r>
-              <w:rPr>
-                <w:color w:val="2D3748"/>
-                <w:sz w:val="19"/>
-              </w:rPr>
-              <w:t>Before applying L'Hopital's rule, ALWAYS check that the limit is in an indeterminate form (0/0 or ∞/∞). Differentiating a determinate form produces an incorrect answer.</w:t>
-            </w:r>
-          </w:p>
-        </w:tc>
-      </w:tr>
-    </w:tbl>
-    <w:tbl>
-      <w:tblPr>
-        <w:tblW w:type="auto" w:w="0"/>
-        <w:jc w:val="center"/>
-        <w:tblLook w:firstColumn="1" w:firstRow="1" w:lastColumn="0" w:lastRow="0" w:noHBand="0" w:noVBand="1" w:val="04A0"/>
-      </w:tblPr>
-      <w:tblGrid>
-        <w:gridCol w:w="10080"/>
-      </w:tblGrid>
-      <w:tr>
-        <w:tc>
-          <w:tcPr>
-            <w:tcW w:type="dxa" w:w="10080"/>
-            <w:shd w:fill="F0FFF4"/>
-            <w:tcMar>
-              <w:top w:w="100" w:type="dxa"/>
-              <w:bottom w:w="100" w:type="dxa"/>
-              <w:left w:w="150" w:type="dxa"/>
-              <w:right w:w="150" w:type="dxa"/>
-            </w:tcMar>
-          </w:tcPr>
-          <w:p>
-            <w:r>
-              <w:rPr>
-                <w:b/>
-                <w:color w:val="276749"/>
-                <w:sz w:val="19"/>
-              </w:rPr>
-              <w:t xml:space="preserve">💡 Speed Hack / Trick: </w:t>
-            </w:r>
-            <w:r>
-              <w:rPr>
-                <w:color w:val="2D3748"/>
-                <w:sz w:val="19"/>
-              </w:rPr>
-              <w:t>Maclaurin expansions are often faster than repeated L'Hopital: sin x = x - (x^3 / 6), cos x = 1 - (x^2 / 2), e^x = 1 + x + (x^2 / 2).</w:t>
-            </w:r>
-          </w:p>
-        </w:tc>
-      </w:tr>
-    </w:tbl>
-    <w:p>
-      <w:pPr>
-        <w:spacing w:before="120" w:after="40"/>
-      </w:pPr>
-      <w:r>
-        <w:rPr>
-          <w:b/>
-          <w:color w:val="1A365D"/>
-          <w:sz w:val="19"/>
-        </w:rPr>
-        <w:t>Source PYQs testing this concept:</w:t>
-      </w:r>
-    </w:p>
-    <w:p>
-      <w:pPr>
-        <w:pStyle w:val="ListBullet"/>
-        <w:spacing w:after="40"/>
-      </w:pPr>
-      <w:r>
-        <w:rPr>
-          <w:b/>
-          <w:sz w:val="18"/>
-        </w:rPr>
-        <w:t xml:space="preserve">[2026 Shift] Q#1 (MCQ): </w:t>
-      </w:r>
-      <w:r>
-        <w:rPr>
-          <w:sz w:val="18"/>
-        </w:rPr>
-        <w:t xml:space="preserve">"If f(x)= x^2-1 ifx ≥ 2 x+1 ifx&lt;2 , then $\underset{x \rightarrow 1}{lim}f(x)+\under..."  </w:t>
-      </w:r>
-      <w:r>
-        <w:rPr>
-          <w:b/>
-          <w:color w:val="2B6CB0"/>
-          <w:sz w:val="18"/>
-        </w:rPr>
-        <w:t>[Ans: B]</w:t>
-      </w:r>
-    </w:p>
-    <w:p>
-      <w:pPr>
-        <w:pStyle w:val="ListBullet"/>
-        <w:spacing w:after="40"/>
-      </w:pPr>
-      <w:r>
-        <w:rPr>
-          <w:b/>
-          <w:sz w:val="18"/>
-        </w:rPr>
-        <w:t xml:space="preserve">[2026 Shift] Q#2 (MCQ): </w:t>
-      </w:r>
-      <w:r>
-        <w:rPr>
-          <w:sz w:val="18"/>
-        </w:rPr>
-        <w:t xml:space="preserve">"If \undersetx → 3lim(\fracx^2-ax-3bx-3)=5 , then a+b=..."  </w:t>
-      </w:r>
-      <w:r>
-        <w:rPr>
-          <w:b/>
-          <w:color w:val="2B6CB0"/>
-          <w:sz w:val="18"/>
-        </w:rPr>
-        <w:t>[Ans: C]</w:t>
-      </w:r>
-    </w:p>
-    <w:p>
-      <w:pPr>
-        <w:pStyle w:val="ListBullet"/>
-        <w:spacing w:after="40"/>
-      </w:pPr>
-      <w:r>
-        <w:rPr>
-          <w:b/>
-          <w:sz w:val="18"/>
-        </w:rPr>
-        <w:t xml:space="preserve">[2026 Shift] Q#3 (MCQ): </w:t>
-      </w:r>
-      <w:r>
-        <w:rPr>
-          <w:sz w:val="18"/>
-        </w:rPr>
-        <w:t xml:space="preserve">"If f(x)=⎧⎩⎨⎪⎪ ax+7 ifx&lt;1 3x-1 ifx=1 (b / x+3) ifx&gt;1 is continuous at $x=..."  </w:t>
-      </w:r>
-      <w:r>
-        <w:rPr>
-          <w:b/>
-          <w:color w:val="2B6CB0"/>
-          <w:sz w:val="18"/>
-        </w:rPr>
-        <w:t>[Ans: D]</w:t>
       </w:r>
     </w:p>
     <w:p>
@@ -1069,7 +1069,7 @@
           <w:color w:val="1A365D"/>
           <w:sz w:val="22"/>
         </w:rPr>
-        <w:t>Benchmark Problem 2: KCET 2025 (Q#1)</w:t>
+        <w:t>Benchmark Problem 2: KCET 2026 (Q#2)</w:t>
       </w:r>
     </w:p>
     <w:p>
@@ -1080,7 +1080,7 @@
         <w:rPr>
           <w:sz w:val="20"/>
         </w:rPr>
-        <w:t>Match the following: In the following, [x] denotes the greatest integer less than or equal to x . Column - I Column - II (a) x | x | x | x | x|x| (i) continuous in (-1, 1) (b) | x | | x | sqrt(|x|) \sqrt (ii) differentiable in (-1, 1) (c) x + [ x ] x + [ x ] x+[x] (iii) strictly increasing in (-1, 1) (d) | x − 1 | + | x + 1 | | x − 1 | + | x + 1 | |x-1|+|x+1| (iv) not differentiable at, at least one point in (-1, 1)</w:t>
+        <w:t>If \undersetx → 3lim(\fracx^2-ax-3bx-3)=5 , then a+b=</w:t>
       </w:r>
     </w:p>
     <w:p>
@@ -1092,7 +1092,7 @@
         <w:rPr>
           <w:sz w:val="19"/>
         </w:rPr>
-        <w:t>(A) a-i,b-ii,c-iv,d-iii</w:t>
+        <w:t>(A) 1</w:t>
       </w:r>
     </w:p>
     <w:p>
@@ -1104,7 +1104,21 @@
         <w:rPr>
           <w:sz w:val="19"/>
         </w:rPr>
-        <w:t>(B) a-iv,b-iii,c-i,d-ii</w:t>
+        <w:t>(B) 2</w:t>
+      </w:r>
+    </w:p>
+    <w:p>
+      <w:pPr>
+        <w:pStyle w:val="ListBullet"/>
+        <w:spacing w:after="20"/>
+      </w:pPr>
+      <w:r>
+        <w:rPr>
+          <w:b/>
+          <w:color w:val="276749"/>
+          <w:sz w:val="19"/>
+        </w:rPr>
+        <w:t>(C) 3</w:t>
       </w:r>
     </w:p>
     <w:p>
@@ -1116,19 +1130,7 @@
         <w:rPr>
           <w:sz w:val="19"/>
         </w:rPr>
-        <w:t>(C) a - ii, b - iv, c - iii, d - i</w:t>
-      </w:r>
-    </w:p>
-    <w:p>
-      <w:pPr>
-        <w:pStyle w:val="ListBullet"/>
-        <w:spacing w:after="20"/>
-      </w:pPr>
-      <w:r>
-        <w:rPr>
-          <w:sz w:val="19"/>
-        </w:rPr>
-        <w:t>(D) a - iii, b - ii, c - iv, d - i</w:t>
+        <w:t>(D) 4</w:t>
       </w:r>
     </w:p>
     <w:tbl>
@@ -1159,7 +1161,7 @@
                 <w:color w:val="1A365D"/>
                 <w:sz w:val="19"/>
               </w:rPr>
-              <w:t>Correct Answer: None</w:t>
+              <w:t>Correct Answer: C</w:t>
               <w:br/>
             </w:r>
             <w:r>
@@ -1169,7 +1171,7 @@
               </w:rPr>
               <w:t>Solution Analysis:</w:t>
               <w:br/>
-              <w:t>(a) x|x| f(x)= x^2, x ≥ 0 -x^2 x&lt;0 differentiable in (-1,1) (b) √(|x|)= √(x), x ≥ 0 √(-x), x&lt;0 Not differentiable at x=0 (c) x+[x] strictly increasing in (-1,1) (d) |x-1|+|x+1|=\left\cc-x+1-x-1 x&lt;-1 \ -x+1+x+1 -1 1\right. Continuous (-1,1)=⎧⎩⎨⎪⎪ -2x ,x&lt;-1 2, -1&lt;x&lt;1 2x ,x&gt;1</w:t>
+              <w:t>For the limit \undersetx → 3lim(\fracx^2-ax-3bx-3)=5 the denominator becomes 0 when x=3 . For the limit to be finite, the numerator must also become 0 at x=3 . So, 3^2-a(3)-3b=0 9-3a-3b=0 Divide by 3 : 3-a-b=0 a+b=3 So the required value is 3 Correct option: C.</w:t>
             </w:r>
           </w:p>
         </w:tc>

--- a/data/exports/kcet-limits-continuity-and-differentiability_revision_notes.docx
+++ b/data/exports/kcet-limits-continuity-and-differentiability_revision_notes.docx
@@ -189,7 +189,7 @@
                 <w:color w:val="2D3748"/>
                 <w:sz w:val="19"/>
               </w:rPr>
-              <w:t>Evaluation of Limits &amp; L'Hopital's Rule</w:t>
+              <w:t>Limits: L'Hopital's Rule &amp; Standard Trigonometric Limits</w:t>
             </w:r>
           </w:p>
         </w:tc>
@@ -209,7 +209,7 @@
               <w:rPr>
                 <w:sz w:val="19"/>
               </w:rPr>
-              <w:t>16 PYQs</w:t>
+              <w:t>15 PYQs</w:t>
             </w:r>
           </w:p>
         </w:tc>
@@ -251,10 +251,10 @@
             <w:r>
               <w:rPr>
                 <w:b/>
-                <w:color w:val="C53030"/>
+                <w:color w:val="2B6CB0"/>
                 <w:sz w:val="19"/>
               </w:rPr>
-              <w:t>Very High</w:t>
+              <w:t>High</w:t>
             </w:r>
           </w:p>
         </w:tc>
@@ -296,7 +296,7 @@
               <w:rPr>
                 <w:sz w:val="19"/>
               </w:rPr>
-              <w:t>15 PYQs</w:t>
+              <w:t>14 PYQs</w:t>
             </w:r>
           </w:p>
         </w:tc>
@@ -317,7 +317,7 @@
                 <w:color w:val="718096"/>
                 <w:sz w:val="19"/>
               </w:rPr>
-              <w:t>Continuity &amp; Differentiability</w:t>
+              <w:t>Continuity &amp; Analysis</w:t>
             </w:r>
           </w:p>
         </w:tc>
@@ -417,7 +417,7 @@
                 <w:color w:val="1A365D"/>
                 <w:sz w:val="19"/>
               </w:rPr>
-              <w:t>Evaluation of Limits &amp; L'Hopital's Rule</w:t>
+              <w:t>Limits: L'Hopital's Rule &amp; Standard Trigonometric Limits</w:t>
             </w:r>
           </w:p>
         </w:tc>
@@ -439,7 +439,7 @@
                 <w:color w:val="2D3748"/>
                 <w:sz w:val="19"/>
               </w:rPr>
-              <w:t>\lim_{x \to 0}\frac{\sin x}{x} = 1, \quad \lim_{x \to 0}\frac{\ln(1+x)}{x} = 1, \quad \lim_{x \to a} f(x)^{g(x)} = e^{\lim_{x \to a} (f(x) - 1)g(x)} \text{ (for } 1^\infty)</w:t>
+              <w:t>\lim_{x \to 0}\frac{\\sin x}{x} = 1, \quad \lim_{x \to 0}\frac{1-\\cos x}{x^2} = \frac{1}{2}, \quad \lim_{x \to 0}\frac{e^x - 1}{x} = 1, \quad \lim_{x \to \infty}\left(1 + \frac{1}{x}\right)^x = e</w:t>
             </w:r>
           </w:p>
         </w:tc>
@@ -485,7 +485,7 @@
                 <w:color w:val="2D3748"/>
                 <w:sz w:val="19"/>
               </w:rPr>
-              <w:t>\text{Continuous at } a \iff \lim_{x \to a^-} f(x) = \lim_{x \to a^+} f(x) = f(a), \quad \text{Differentiability } \implies \text{Continuity}</w:t>
+              <w:t>\text{Continuity: } \lim_{x \to c^-} f(x) = \lim_{x \to c^+} f(x) = f(c), \quad \text{Differentiability} \implies \text{Continuity}</w:t>
             </w:r>
           </w:p>
         </w:tc>
@@ -517,7 +517,7 @@
           <w:color w:val="2B6CB0"/>
           <w:sz w:val="24"/>
         </w:rPr>
-        <w:t>3.1 Evaluation of Limits &amp; L'Hopital's Rule (Very High Yield — 16 PYQs)</w:t>
+        <w:t>3.1 Limits: L'Hopital's Rule &amp; Standard Trigonometric Limits (Very High Yield — 15 PYQs)</w:t>
       </w:r>
     </w:p>
     <w:p>
@@ -532,7 +532,7 @@
         <w:rPr>
           <w:sz w:val="20"/>
         </w:rPr>
-        <w:t>Resolution of indeterminate forms (0/0, ∞/∞, 1^∞), standard trigonometric and exponential limits, and Series expansion.</w:t>
+        <w:t>Evaluation of limits in indeterminate forms (0/0, ∞/∞) using L'Hôpital's Rule (differentiate numerator and denominator separately). Standard limits: \lim_(x \to 0) (sin x / x) = 1, \lim_(x \to 0) (tan x / x) = 1, \lim_(x \to 0) (1-cos x / x^2) = (1 / 2), \lim_(x \to 0) (1+x)^1/x = e, \lim_(x \to 0) (a^x - 1 / x) = ln a.</w:t>
       </w:r>
     </w:p>
     <w:tbl>
@@ -570,7 +570,7 @@
                 <w:color w:val="2D3748"/>
                 <w:sz w:val="19"/>
               </w:rPr>
-              <w:t>Before applying L'Hopital's rule, ALWAYS check that the limit is in an indeterminate form (0/0 or ∞/∞). Differentiating a determinate form produces an incorrect answer.</w:t>
+              <w:t>L'Hôpital's Rule applies ONLY to indeterminate forms 0/0 and ∞/∞; check form before differentiating!</w:t>
             </w:r>
           </w:p>
         </w:tc>
@@ -611,7 +611,7 @@
                 <w:color w:val="2D3748"/>
                 <w:sz w:val="19"/>
               </w:rPr>
-              <w:t>Maclaurin expansions are often faster than repeated L'Hopital: sin x = x - (x^3 / 6), cos x = 1 - (x^2 / 2), e^x = 1 + x + (x^2 / 2).</w:t>
+              <w:t>In KCET, for (1)^∞ forms: \lim_(x \to a) [f(x)]^g(x) = e^\lim_(x \to a) g(x)[f(x) - 1].</w:t>
             </w:r>
           </w:p>
         </w:tc>
@@ -628,6 +628,33 @@
           <w:sz w:val="19"/>
         </w:rPr>
         <w:t>Source PYQs testing this concept:</w:t>
+      </w:r>
+    </w:p>
+    <w:p>
+      <w:pPr>
+        <w:pStyle w:val="ListBullet"/>
+        <w:spacing w:after="40"/>
+      </w:pPr>
+      <w:r>
+        <w:rPr>
+          <w:b/>
+          <w:sz w:val="18"/>
+        </w:rPr>
+        <w:t xml:space="preserve">[2026 Shift] Q#1 (MCQ): </w:t>
+      </w:r>
+      <w:r>
+        <w:rPr>
+          <w:sz w:val="18"/>
+        </w:rPr>
+        <w:t xml:space="preserve">"If f(x)= x^2-1 ifx ≥ 2 x+1 ifx&lt;2 , then $\underset{x \rightarrow 1}{lim}f(x)+\under..."  </w:t>
+      </w:r>
+      <w:r>
+        <w:rPr>
+          <w:b/>
+          <w:color w:val="2B6CB0"/>
+          <w:sz w:val="18"/>
+        </w:rPr>
+        <w:t>[Ans: B]</w:t>
       </w:r>
     </w:p>
     <w:p>
@@ -686,33 +713,6 @@
     </w:p>
     <w:p>
       <w:pPr>
-        <w:pStyle w:val="ListBullet"/>
-        <w:spacing w:after="40"/>
-      </w:pPr>
-      <w:r>
-        <w:rPr>
-          <w:b/>
-          <w:sz w:val="18"/>
-        </w:rPr>
-        <w:t xml:space="preserve">[2025 Shift] Q#4 (MCQ): </w:t>
-      </w:r>
-      <w:r>
-        <w:rPr>
-          <w:sz w:val="18"/>
-        </w:rPr>
-        <w:t xml:space="preserve">"\undersetx → 1lim\fracx^4-√(x)√(x)-1 is..."  </w:t>
-      </w:r>
-      <w:r>
-        <w:rPr>
-          <w:b/>
-          <w:color w:val="2B6CB0"/>
-          <w:sz w:val="18"/>
-        </w:rPr>
-        <w:t>[Ans: N/A]</w:t>
-      </w:r>
-    </w:p>
-    <w:p>
-      <w:pPr>
         <w:spacing w:after="120"/>
       </w:pPr>
     </w:p>
@@ -725,7 +725,7 @@
           <w:color w:val="2B6CB0"/>
           <w:sz w:val="24"/>
         </w:rPr>
-        <w:t>3.2 Continuity &amp; Differentiability at a Point (Very High Yield — 15 PYQs)</w:t>
+        <w:t>3.2 Continuity &amp; Differentiability at a Point (High Yield — 14 PYQs)</w:t>
       </w:r>
     </w:p>
     <w:p>
@@ -740,7 +740,7 @@
         <w:rPr>
           <w:sz w:val="20"/>
         </w:rPr>
-        <w:t>Epsilon-delta and limit criteria for continuity, left/right hand derivatives, and graphical identification of non-differentiable sharp points.</w:t>
+        <w:t>A function f(x) is continuous at x=c if LHL = RHL = f(c). Differentiability: f'(c) exists if LHD = RHD. Fundamental theorem: Every differentiable function is continuous, but the converse is NOT true (e.g. f(x) = |x| is continuous at x=0 but not differentiable due to sharp corner). Greatest integer function [x] is discontinuous at all integers.</w:t>
       </w:r>
     </w:p>
     <w:tbl>
@@ -778,7 +778,7 @@
                 <w:color w:val="2D3748"/>
                 <w:sz w:val="19"/>
               </w:rPr>
-              <w:t>Differentiability implies continuity, but continuity DOES NOT imply differentiability (e.g. f(x) = |x| is continuous at x=0 but not differentiable).</w:t>
+              <w:t>Finding constant k so f(x) is continuous: simply equate the expressions of the two branches at the junction point and solve for k!</w:t>
             </w:r>
           </w:p>
         </w:tc>
@@ -819,7 +819,7 @@
                 <w:color w:val="2D3748"/>
                 <w:sz w:val="19"/>
               </w:rPr>
-              <w:t>The greatest integer function [x] is discontinuous at all integer points x ∈ \mathbbZ.</w:t>
+              <w:t>Polynomial, exponential, sine, and cosine functions are continuous and differentiable everywhere on \mathbbR.</w:t>
             </w:r>
           </w:p>
         </w:tc>
@@ -848,13 +848,13 @@
           <w:b/>
           <w:sz w:val="18"/>
         </w:rPr>
-        <w:t xml:space="preserve">[2026 Shift] Q#1 (MCQ): </w:t>
+        <w:t xml:space="preserve">[2025 Shift] Q#1 (MCQ): </w:t>
       </w:r>
       <w:r>
         <w:rPr>
           <w:sz w:val="18"/>
         </w:rPr>
-        <w:t xml:space="preserve">"If f(x)= x^2-1 ifx ≥ 2 x+1 ifx&lt;2 , then $\underset{x \rightarrow 1}{lim}f(x)+\under..."  </w:t>
+        <w:t xml:space="preserve">"Match the following: In the following, [x] denotes the greatest integer less than or equal to x . Column - I Column - II (a) x | x | x | x..."  </w:t>
       </w:r>
       <w:r>
         <w:rPr>
@@ -862,7 +862,7 @@
           <w:color w:val="2B6CB0"/>
           <w:sz w:val="18"/>
         </w:rPr>
-        <w:t>[Ans: B]</w:t>
+        <w:t>[Ans: N/A]</w:t>
       </w:r>
     </w:p>
     <w:p>
@@ -875,13 +875,13 @@
           <w:b/>
           <w:sz w:val="18"/>
         </w:rPr>
-        <w:t xml:space="preserve">[2026 Shift] Q#3 (MCQ): </w:t>
+        <w:t xml:space="preserve">[2025 Shift] Q#2 (MCQ): </w:t>
       </w:r>
       <w:r>
         <w:rPr>
           <w:sz w:val="18"/>
         </w:rPr>
-        <w:t xml:space="preserve">"If f(x)=⎧⎩⎨⎪⎪ ax+7 ifx&lt;1 3x-1 ifx=1 (b / x+3) ifx&gt;1 is continuous at $x=..."  </w:t>
+        <w:t xml:space="preserve">"The function f(x)= e^x+ax ,x&lt;0 b(x-1)^2 ,x ≥ 0 is differentiable at x=0 . Then..."  </w:t>
       </w:r>
       <w:r>
         <w:rPr>
@@ -889,7 +889,7 @@
           <w:color w:val="2B6CB0"/>
           <w:sz w:val="18"/>
         </w:rPr>
-        <w:t>[Ans: D]</w:t>
+        <w:t>[Ans: N/A]</w:t>
       </w:r>
     </w:p>
     <w:p>
@@ -902,13 +902,13 @@
           <w:b/>
           <w:sz w:val="18"/>
         </w:rPr>
-        <w:t xml:space="preserve">[2025 Shift] Q#1 (MCQ): </w:t>
+        <w:t xml:space="preserve">[2025 Shift] Q#3 (MCQ): </w:t>
       </w:r>
       <w:r>
         <w:rPr>
           <w:sz w:val="18"/>
         </w:rPr>
-        <w:t xml:space="preserve">"Match the following: In the following, [x] denotes the greatest integer less than or equal to x . Column - I Column - II (a) x | x | x | x..."  </w:t>
+        <w:t xml:space="preserve">"$\text{A function}f(x)=⎧⎩⎨\begin{aligned} \frac{e^{\frac{1}{x}}-1}{e^{\frac{1}{x}}+1}, &amp; \text{if}x \ne 0 \\ 0, &amp; \text{if}x=0 \end{aligned}..."  </w:t>
       </w:r>
       <w:r>
         <w:rPr>
@@ -1069,7 +1069,7 @@
           <w:color w:val="1A365D"/>
           <w:sz w:val="22"/>
         </w:rPr>
-        <w:t>Benchmark Problem 2: KCET 2026 (Q#2)</w:t>
+        <w:t>Benchmark Problem 2: KCET 2025 (Q#1)</w:t>
       </w:r>
     </w:p>
     <w:p>
@@ -1080,7 +1080,7 @@
         <w:rPr>
           <w:sz w:val="20"/>
         </w:rPr>
-        <w:t>If \undersetx → 3lim(\fracx^2-ax-3bx-3)=5 , then a+b=</w:t>
+        <w:t>Match the following: In the following, [x] denotes the greatest integer less than or equal to x . Column - I Column - II (a) x | x | x | x | x|x| (i) continuous in (-1, 1) (b) | x | | x | sqrt(|x|) \sqrt (ii) differentiable in (-1, 1) (c) x + [ x ] x + [ x ] x+[x] (iii) strictly increasing in (-1, 1) (d) | x − 1 | + | x + 1 | | x − 1 | + | x + 1 | |x-1|+|x+1| (iv) not differentiable at, at least one point in (-1, 1)</w:t>
       </w:r>
     </w:p>
     <w:p>
@@ -1092,7 +1092,7 @@
         <w:rPr>
           <w:sz w:val="19"/>
         </w:rPr>
-        <w:t>(A) 1</w:t>
+        <w:t>(A) a-i,b-ii,c-iv,d-iii</w:t>
       </w:r>
     </w:p>
     <w:p>
@@ -1104,21 +1104,7 @@
         <w:rPr>
           <w:sz w:val="19"/>
         </w:rPr>
-        <w:t>(B) 2</w:t>
-      </w:r>
-    </w:p>
-    <w:p>
-      <w:pPr>
-        <w:pStyle w:val="ListBullet"/>
-        <w:spacing w:after="20"/>
-      </w:pPr>
-      <w:r>
-        <w:rPr>
-          <w:b/>
-          <w:color w:val="276749"/>
-          <w:sz w:val="19"/>
-        </w:rPr>
-        <w:t>(C) 3</w:t>
+        <w:t>(B) a-iv,b-iii,c-i,d-ii</w:t>
       </w:r>
     </w:p>
     <w:p>
@@ -1130,7 +1116,19 @@
         <w:rPr>
           <w:sz w:val="19"/>
         </w:rPr>
-        <w:t>(D) 4</w:t>
+        <w:t>(C) a - ii, b - iv, c - iii, d - i</w:t>
+      </w:r>
+    </w:p>
+    <w:p>
+      <w:pPr>
+        <w:pStyle w:val="ListBullet"/>
+        <w:spacing w:after="20"/>
+      </w:pPr>
+      <w:r>
+        <w:rPr>
+          <w:sz w:val="19"/>
+        </w:rPr>
+        <w:t>(D) a - iii, b - ii, c - iv, d - i</w:t>
       </w:r>
     </w:p>
     <w:tbl>
@@ -1161,7 +1159,7 @@
                 <w:color w:val="1A365D"/>
                 <w:sz w:val="19"/>
               </w:rPr>
-              <w:t>Correct Answer: C</w:t>
+              <w:t>Correct Answer: None</w:t>
               <w:br/>
             </w:r>
             <w:r>
@@ -1171,7 +1169,7 @@
               </w:rPr>
               <w:t>Solution Analysis:</w:t>
               <w:br/>
-              <w:t>For the limit \undersetx → 3lim(\fracx^2-ax-3bx-3)=5 the denominator becomes 0 when x=3 . For the limit to be finite, the numerator must also become 0 at x=3 . So, 3^2-a(3)-3b=0 9-3a-3b=0 Divide by 3 : 3-a-b=0 a+b=3 So the required value is 3 Correct option: C.</w:t>
+              <w:t>(a) x|x| f(x)= x^2, x ≥ 0 -x^2 x&lt;0 differentiable in (-1,1) (b) √(|x|)= √(x), x ≥ 0 √(-x), x&lt;0 Not differentiable at x=0 (c) x+[x] strictly increasing in (-1,1) (d) |x-1|+|x+1|=\left\cc-x+1-x-1 x&lt;-1 \ -x+1+x+1 -1 1\right. Continuous (-1,1)=⎧⎩⎨⎪⎪ -2x ,x&lt;-1 2, -1&lt;x&lt;1 2x ,x&gt;1</w:t>
             </w:r>
           </w:p>
         </w:tc>
